--- a/GM plans/GM_02_Misto_yake_vtratylo_imena_GM-only.docx
+++ b/GM plans/GM_02_Misto_yake_vtratylo_imena_GM-only.docx
@@ -875,7 +875,7 @@
               <w:pStyle w:val="BoxText"/>
             </w:pPr>
             <w:r>
-              <w:t>Підтверджена стартова епоха, Кон як чунін покоління Котецу/Ізумо, звичайна службова позиція, наявність Мікати у відділі Ібікі.</w:t>
+              <w:t>Підтверджена стартова епоха, Кон як чунін покоління Котецу/Ізумо, звичайна службова позиція, наявність Токари у відділі Ібікі.</w:t>
             </w:r>
           </w:p>
         </w:tc>
@@ -896,7 +896,7 @@
               <w:pStyle w:val="BoxText"/>
             </w:pPr>
             <w:r>
-              <w:t>Інвалідована сцена, де Мікату посадили працювати з технічними носіями пам’яті, повністю відкинута.</w:t>
+              <w:t>Інвалідована сцена, де Токару посадили працювати з технічними носіями пам’яті, повністю відкинута.</w:t>
             </w:r>
           </w:p>
         </w:tc>
@@ -1249,7 +1249,7 @@
         <w:t xml:space="preserve">Прихована причина: </w:t>
       </w:r>
       <w:r>
-        <w:t>Ібікі побачив у списку мешканців старий псевдонім і окремо ввів у місто Мікату під прикриттям. Кон про це не знає.</w:t>
+        <w:t>Ібікі побачив у списку мешканців старий псевдонім і окремо ввів у місто Токару під прикриттям. Кон про це не знає.</w:t>
       </w:r>
     </w:p>
     <w:p>
@@ -3685,7 +3685,7 @@
               <w:pStyle w:val="BoxText"/>
             </w:pPr>
             <w:r>
-              <w:t>Не знає про місію Мікати.</w:t>
+              <w:t>Не знає про місію Токари.</w:t>
             </w:r>
           </w:p>
         </w:tc>
@@ -3711,7 +3711,7 @@
               <w:pStyle w:val="BoxText"/>
             </w:pPr>
             <w:r>
-              <w:t>Юґірі Міката / прикриття «Морі Іцукі»</w:t>
+              <w:t>Юґірі Токара / прикриття «Морі Іцукі»</w:t>
             </w:r>
           </w:p>
         </w:tc>
@@ -4013,7 +4013,7 @@
               <w:pStyle w:val="BoxText"/>
             </w:pPr>
             <w:r>
-              <w:t>Довести різанину до незворотного стану й убити Мікату, якщо розкриє його мережу.</w:t>
+              <w:t>Довести різанину до незворотного стану й убити Токару, якщо розкриє його мережу.</w:t>
             </w:r>
           </w:p>
         </w:tc>
@@ -4705,7 +4705,7 @@
         <w:rPr>
           <w:b/>
         </w:rPr>
-        <w:t xml:space="preserve">Міката: </w:t>
+        <w:t xml:space="preserve">Токара: </w:t>
       </w:r>
       <w:r>
         <w:t>провокує, тестує сором і статус, але не розкриває карту без вигоди. Під прикриттям говорить так, як потребує роль, а не “своїм справжнім голосом”.</w:t>
@@ -4948,7 +4948,7 @@
               <w:pStyle w:val="BoxText"/>
             </w:pPr>
             <w:r>
-              <w:t>Міката працює в місті під прикриттям.</w:t>
+              <w:t>Токара працює в місті під прикриттям.</w:t>
             </w:r>
           </w:p>
         </w:tc>
@@ -4969,7 +4969,7 @@
               <w:pStyle w:val="BoxText"/>
             </w:pPr>
             <w:r>
-              <w:t>Ібікі, Міката.</w:t>
+              <w:t>Ібікі, Токара.</w:t>
             </w:r>
           </w:p>
         </w:tc>
@@ -5055,7 +5055,7 @@
               <w:pStyle w:val="BoxText"/>
             </w:pPr>
             <w:r>
-              <w:t>Міката підозрює лише фальшиву біографію.</w:t>
+              <w:t>Токара підозрює лише фальшиву біографію.</w:t>
             </w:r>
           </w:p>
         </w:tc>
@@ -5417,7 +5417,7 @@
         <w:ind w:left="340" w:hanging="170"/>
       </w:pPr>
       <w:r>
-        <w:t>Котецу та Ізумо не називають Нагі, проєкт або Мікату без сцени, де отримали ці дані.</w:t>
+        <w:t>Котецу та Ізумо не називають Нагі, проєкт або Токару без сцени, де отримали ці дані.</w:t>
       </w:r>
     </w:p>
     <w:p>
@@ -5426,7 +5426,7 @@
         <w:ind w:left="340" w:hanging="170"/>
       </w:pPr>
       <w:r>
-        <w:t>Міката не знає, хто є Нагі, лише бачить мережу чужих біографій і поведінкові розриви.</w:t>
+        <w:t>Токара не знає, хто є Нагі, лише бачить мережу чужих біографій і поведінкові розриви.</w:t>
       </w:r>
     </w:p>
     <w:p>
@@ -5840,7 +5840,7 @@
         <w:keepLines/>
       </w:pPr>
       <w:r>
-        <w:t>Зібрати головних NPC у побутовій сцені й дати Мікаті можливість спостерігати без викриття.</w:t>
+        <w:t>Зібрати головних NPC у побутовій сцені й дати Токарі можливість спостерігати без викриття.</w:t>
       </w:r>
     </w:p>
     <w:p>
@@ -5868,7 +5868,7 @@
         <w:t>Що робить світ без гравця.</w:t>
       </w:r>
       <w:r>
-        <w:t xml:space="preserve"> Міката під прикриттям перевіряє реакцію Кона на три різні версії біографії Куробе. Куробе впізнає в ньому професіонала, але не знає, з якої структури.</w:t>
+        <w:t xml:space="preserve"> Токара під прикриттям перевіряє реакцію Кона на три різні версії біографії Куробе. Куробе впізнає в ньому професіонала, але не знає, з якої структури.</w:t>
       </w:r>
     </w:p>
     <w:p>
@@ -5928,7 +5928,7 @@
         <w:ind w:left="340" w:hanging="170"/>
       </w:pPr>
       <w:r>
-        <w:t>Кон може викрити Мікату як підозрілого, не знаючи, хто він.</w:t>
+        <w:t>Кон може викрити Токару як підозрілого, не знаючи, хто він.</w:t>
       </w:r>
     </w:p>
     <w:p>
@@ -6489,7 +6489,7 @@
         <w:ind w:left="340" w:hanging="170"/>
       </w:pPr>
       <w:r>
-        <w:t>Міката може втрутитися під прикриттям, якщо бачить, що Кон розуміє соціальну пастку.</w:t>
+        <w:t>Токара може втрутитися під прикриттям, якщо бачить, що Кон розуміє соціальну пастку.</w:t>
       </w:r>
     </w:p>
     <w:tbl>
@@ -6724,7 +6724,7 @@
         <w:keepNext/>
       </w:pPr>
       <w:r>
-        <w:t>II-4. Розкриття Мікати</w:t>
+        <w:t>II-4. Розкриття Токари</w:t>
       </w:r>
     </w:p>
     <w:p>
@@ -6747,7 +6747,7 @@
         <w:t>Стартова ситуація.</w:t>
       </w:r>
       <w:r>
-        <w:t xml:space="preserve"> Міката розкривається лише за однієї з умов: Кон прямо викрив його; прикриття стало небезпечним; або потрібна негайна координація після ізоляції. Він показує знак відділу Ібікі, але не передає Кону командування.</w:t>
+        <w:t xml:space="preserve"> Токара розкривається лише за однієї з умов: Кон прямо викрив його; прикриття стало небезпечним; або потрібна негайна координація після ізоляції. Він показує знак відділу Ібікі, але не передає Кону командування.</w:t>
       </w:r>
     </w:p>
     <w:p>
@@ -6761,7 +6761,7 @@
         <w:t>Що робить світ без гравця.</w:t>
       </w:r>
       <w:r>
-        <w:t xml:space="preserve"> Ґенра дізнається, що в місті є розвідник Конохи, і переводить одного агента на полювання за Мікатою.</w:t>
+        <w:t xml:space="preserve"> Ґенра дізнається, що в місті є розвідник Конохи, і переводить одного агента на полювання за Токарою.</w:t>
       </w:r>
     </w:p>
     <w:p>
@@ -6782,7 +6782,7 @@
         <w:ind w:left="340" w:hanging="170"/>
       </w:pPr>
       <w:r>
-        <w:t>Міката встановив чотири чужі біографії, але не знає, яка з них належить Нагі.</w:t>
+        <w:t>Токара встановив чотири чужі біографії, але не знає, яка з них належить Нагі.</w:t>
       </w:r>
     </w:p>
     <w:p>
@@ -6821,7 +6821,7 @@
         <w:ind w:left="340" w:hanging="170"/>
       </w:pPr>
       <w:r>
-        <w:t>Кон може співпрацювати, наказати Мікаті залишити місто або приховати його від Котецу й Ізумо.</w:t>
+        <w:t>Кон може співпрацювати, наказати Токарі залишити місто або приховати його від Котецу й Ізумо.</w:t>
       </w:r>
     </w:p>
     <w:p>
@@ -6830,7 +6830,7 @@
         <w:ind w:left="340" w:hanging="170"/>
       </w:pPr>
       <w:r>
-        <w:t>Міката не зобов’язаний виконувати наказ чуніна, але врахує логіку й ризик.</w:t>
+        <w:t>Токара не зобов’язаний виконувати наказ чуніна, але врахує логіку й ризик.</w:t>
       </w:r>
     </w:p>
     <w:p>
@@ -6880,7 +6880,7 @@
             </w:r>
             <w:r>
               <w:br/>
-              <w:t>Якщо Мікату не розкрито, він продовжує окрему лінію й залишає Кону анонімні підказки. GM не телепортує його у потрібну сцену без маршруту й часу.</w:t>
+              <w:t>Якщо Токару не розкрито, він продовжує окрему лінію й залишає Кону анонімні підказки. GM не телепортує його у потрібну сцену без маршруту й часу.</w:t>
             </w:r>
           </w:p>
         </w:tc>
@@ -7343,7 +7343,7 @@
         <w:ind w:left="340" w:hanging="170"/>
       </w:pPr>
       <w:r>
-        <w:t>Міката може запропонувати поведінкові питання, але не гарантує абсолютної перевірки.</w:t>
+        <w:t>Токара може запропонувати поведінкові питання, але не гарантує абсолютної перевірки.</w:t>
       </w:r>
     </w:p>
     <w:p>
@@ -7539,7 +7539,7 @@
         <w:ind w:left="340" w:hanging="170"/>
       </w:pPr>
       <w:r>
-        <w:t>Кон може тиснути на Куробе, віддати книжку Мікаті, показати Рейці або приховати.</w:t>
+        <w:t>Кон може тиснути на Куробе, віддати книжку Токарі, показати Рейці або приховати.</w:t>
       </w:r>
     </w:p>
     <w:p>
@@ -7672,7 +7672,7 @@
         <w:t>Що робить світ без гравця.</w:t>
       </w:r>
       <w:r>
-        <w:t xml:space="preserve"> Ґенра використовує вибір Кона, щоб атакувати найменш захищену точку. Міката переслідує агента за власною лінією, якщо не отримав кращої задачі.</w:t>
+        <w:t xml:space="preserve"> Ґенра використовує вибір Кона, щоб атакувати найменш захищену точку. Токара переслідує агента за власною лінією, якщо не отримав кращої задачі.</w:t>
       </w:r>
     </w:p>
     <w:p>
@@ -8008,7 +8008,7 @@
         <w:t>Стартова ситуація.</w:t>
       </w:r>
       <w:r>
-        <w:t xml:space="preserve"> Ґенра переслідує Мікату або захоплює Ізумо, щоб отримати список безпечних пунктів. Він сильніший за пересічного чуніна й добре підготовлений до Henge, але не хоче помирати за Нагі.</w:t>
+        <w:t xml:space="preserve"> Ґенра переслідує Токару або захоплює Ізумо, щоб отримати список безпечних пунктів. Він сильніший за пересічного чуніна й добре підготовлений до Henge, але не хоче помирати за Нагі.</w:t>
       </w:r>
     </w:p>
     <w:p>
@@ -8091,7 +8091,7 @@
         <w:ind w:left="340" w:hanging="170"/>
       </w:pPr>
       <w:r>
-        <w:t>Міката здатен використати чужий образ для психологічного тиску, але це відкриє частину його технік.</w:t>
+        <w:t>Токара здатен використати чужий образ для психологічного тиску, але це відкриє частину його технік.</w:t>
       </w:r>
     </w:p>
     <w:p>
@@ -8459,7 +8459,7 @@
         <w:ind w:left="340" w:hanging="170"/>
       </w:pPr>
       <w:r>
-        <w:t>Ізумо найкраще збере документи, Міката — визначить цінні біографічні зв’язки, Рейка — медичні карти.</w:t>
+        <w:t>Ізумо найкраще збере документи, Токара — визначить цінні біографічні зв’язки, Рейка — медичні карти.</w:t>
       </w:r>
     </w:p>
     <w:p>
@@ -8818,7 +8818,7 @@
         <w:ind w:left="340" w:hanging="170"/>
       </w:pPr>
       <w:r>
-        <w:t>Міката може сховати одну особу під новою ідентичністю, але це створює майбутній борг і ризик.</w:t>
+        <w:t>Токара може сховати одну особу під новою ідентичністю, але це створює майбутній борг і ризик.</w:t>
       </w:r>
     </w:p>
     <w:tbl>
@@ -9150,7 +9150,7 @@
               <w:pStyle w:val="BoxText"/>
             </w:pPr>
             <w:r>
-              <w:t>Ісебе отримують зброю. Міката помічає третю підроблену біографію.</w:t>
+              <w:t>Ісебе отримують зброю. Токара помічає третю підроблену біографію.</w:t>
             </w:r>
           </w:p>
         </w:tc>
@@ -10740,7 +10740,7 @@
         <w:ind w:left="340" w:hanging="170"/>
       </w:pPr>
       <w:r>
-        <w:t>Міката може спочатку вирішити, що Куробе є організатором. Це логічна професійна помилка, а не штучна тупість.</w:t>
+        <w:t>Токара може спочатку вирішити, що Куробе є організатором. Це логічна професійна помилка, а не штучна тупість.</w:t>
       </w:r>
     </w:p>
     <w:p>
@@ -10982,7 +10982,7 @@
               <w:pStyle w:val="BoxText"/>
             </w:pPr>
             <w:r>
-              <w:t>Міката / Ібікі</w:t>
+              <w:t>Токара / Ібікі</w:t>
             </w:r>
           </w:p>
         </w:tc>
@@ -11960,7 +11960,7 @@
         <w:ind w:left="340" w:hanging="170"/>
       </w:pPr>
       <w:r>
-        <w:t>Не перетворювати Мікату на універсального детектора брехні або технічного оператора.</w:t>
+        <w:t>Не перетворювати Токару на універсального детектора брехні або технічного оператора.</w:t>
       </w:r>
     </w:p>
     <w:p>
@@ -13257,7 +13257,7 @@
         <w:rPr>
           <w:b/>
         </w:rPr>
-        <w:t xml:space="preserve">Міката: </w:t>
+        <w:t xml:space="preserve">Токара: </w:t>
       </w:r>
       <w:r>
         <w:t>поважає здатність помічати роль і слабкість; не обов’язково стає другом.</w:t>
@@ -13765,7 +13765,7 @@
           <w:p>
             <w:pPr/>
             <w:r>
-              <w:t>Міката</w:t>
+              <w:t>Токара</w:t>
             </w:r>
           </w:p>
         </w:tc>
@@ -14658,7 +14658,7 @@
               <w:pStyle w:val="BoxText"/>
             </w:pPr>
             <w:r>
-              <w:t>Міката або Ґаку робить самостійний хід, що допомагає одній лінії й ускладнює іншу.</w:t>
+              <w:t>Токара або Ґаку робить самостійний хід, що допомагає одній лінії й ускладнює іншу.</w:t>
             </w:r>
           </w:p>
         </w:tc>
